--- a/07_GRIGLIE_DOCENTE/GRIGLIA_OSSERVAZIONE_MICROCOMPETENZE.docx
+++ b/07_GRIGLIE_DOCENTE/GRIGLIA_OSSERVAZIONE_MICROCOMPETENZE.docx
@@ -1229,7 +1229,7 @@
               <w:rPr>
                 <w:sz w:val="17"/>
               </w:rPr>
-              <w:t>Il file listino_sistemato_cognome.txt consegnato ha le 4 righe [SPOSTA IN NOLEGGIO] nella sezione NOLEGGIO e la riga del casco bimbo anche in OFFERTE OPEN DAY; il docente osserva a campione</w:t>
+              <w:t>Codice O23-SCO della Palestra delle scorciatoie, sfide SPOSTA e COPIA: lo strumento controlla il listino finale e registra se le righe sono state tagliate o copiate e incollate con la tastiera, con il menu del tasto destro o riscritte</w:t>
             </w:r>
           </w:p>
         </w:tc>
@@ -1263,7 +1263,7 @@
               <w:rPr>
                 <w:sz w:val="17"/>
               </w:rPr>
-              <w:t>Tutte le righe al posto giusto</w:t>
+              <w:t>SPOSTA e COPIA con 3 stelle</w:t>
             </w:r>
           </w:p>
         </w:tc>
@@ -1280,7 +1280,7 @@
               <w:rPr>
                 <w:sz w:val="17"/>
               </w:rPr>
-              <w:t>Righe al posto giusto dopo un aiuto, oppure 1 errore</w:t>
+              <w:t>SPOSTA e COPIA superate con suggerimento o con il mouse (1-2 stelle)</w:t>
             </w:r>
           </w:p>
         </w:tc>
@@ -1297,7 +1297,7 @@
               <w:rPr>
                 <w:sz w:val="17"/>
               </w:rPr>
-              <w:t>Righe perse o riscritte con errori</w:t>
+              <w:t>SPOSTA o COPIA non superate (righe perse, fuori posto o riscritte)</w:t>
             </w:r>
           </w:p>
         </w:tc>
@@ -1350,7 +1350,7 @@
               <w:rPr>
                 <w:sz w:val="17"/>
               </w:rPr>
-              <w:t>Il file consegnato e' integro (nessuna riga di prodotto persa; righe vuote in piu' accettate) e la scheda descrive cosa e' successo e quante volte e' servito Ctrl+Z</w:t>
+              <w:t>Codice O23-SCO, sfida ANNULLA: lo strumento registra la prova (Ctrl+A e un tasto) e se il listino torna identico con Ctrl+Z</w:t>
             </w:r>
           </w:p>
         </w:tc>
@@ -1384,7 +1384,7 @@
               <w:rPr>
                 <w:sz w:val="17"/>
               </w:rPr>
-              <w:t>Recupera da solo con Ctrl+Z</w:t>
+              <w:t>ANNULLA con 3 stelle</w:t>
             </w:r>
           </w:p>
         </w:tc>
@@ -1401,7 +1401,7 @@
               <w:rPr>
                 <w:sz w:val="17"/>
               </w:rPr>
-              <w:t>Recupera dopo un suggerimento</w:t>
+              <w:t>ANNULLA superata con suggerimento o dal menu Modifica (1-2 stelle)</w:t>
             </w:r>
           </w:p>
         </w:tc>
@@ -1418,7 +1418,7 @@
               <w:rPr>
                 <w:sz w:val="17"/>
               </w:rPr>
-              <w:t>Perde il testo e deve riscaricare il file</w:t>
+              <w:t>Non recupera il testo</w:t>
             </w:r>
           </w:p>
         </w:tc>
@@ -1471,7 +1471,7 @@
               <w:rPr>
                 <w:sz w:val="17"/>
               </w:rPr>
-              <w:t>Risposte corrette nella scheda L1-A: prodotto del codice EB-07 (trovato con Ctrl+F nel Blocco note) e numero di ESAURITO contato con Ctrl+F in Chrome; uso di Ctrl+F nelle pagine della ricerca L3</w:t>
+              <w:t>Codice O23-SCO, sfide TROVA (prodotto del codice EB-07) e CONTA (quante volte compare ESAURITO, letto sul contatore della barra Trova); uso di Ctrl+F nelle pagine della ricerca L3</w:t>
             </w:r>
           </w:p>
         </w:tc>
@@ -1505,7 +1505,7 @@
               <w:rPr>
                 <w:sz w:val="17"/>
               </w:rPr>
-              <w:t>Entrambe le risposte corrette</w:t>
+              <w:t>TROVA e CONTA con 3 stelle</w:t>
             </w:r>
           </w:p>
         </w:tc>
@@ -1522,7 +1522,7 @@
               <w:rPr>
                 <w:sz w:val="17"/>
               </w:rPr>
-              <w:t>Una risposta corretta o corrette dopo aiuto</w:t>
+              <w:t>TROVA e CONTA superate con suggerimento o dal menu (1-2 stelle)</w:t>
             </w:r>
           </w:p>
         </w:tc>
@@ -1592,7 +1592,7 @@
               <w:rPr>
                 <w:sz w:val="17"/>
               </w:rPr>
-              <w:t>Nella consegna c'e' listino_sistemato_cognome.txt con le modifiche salvate (il file originale non basta)</w:t>
+              <w:t>Codice O23-SCO, sfida SALVA (salvataggio simulato): Ctrl+S e Salva con nome con un nome conforme alla regola (listino_sistemato_cognome.txt) su un listino gia' sistemato</w:t>
             </w:r>
           </w:p>
         </w:tc>
@@ -1626,7 +1626,7 @@
               <w:rPr>
                 <w:sz w:val="17"/>
               </w:rPr>
-              <w:t>File corretto al primo tentativo</w:t>
+              <w:t>SALVA con 3 stelle</w:t>
             </w:r>
           </w:p>
         </w:tc>
@@ -1643,7 +1643,7 @@
               <w:rPr>
                 <w:sz w:val="17"/>
               </w:rPr>
-              <w:t>File corretto dopo aiuto o con nome non conforme</w:t>
+              <w:t>SALVA superata con suggerimento o dal menu File (1-2 stelle)</w:t>
             </w:r>
           </w:p>
         </w:tc>
@@ -1660,7 +1660,7 @@
               <w:rPr>
                 <w:sz w:val="17"/>
               </w:rPr>
-              <w:t>Consegna il file originale non modificato</w:t>
+              <w:t>Nome non conforme o listino salvato prima di sistemarlo</w:t>
             </w:r>
           </w:p>
         </w:tc>
